--- a/ideas guays/ideas guays.docx
+++ b/ideas guays/ideas guays.docx
@@ -4,10 +4,11 @@
   <w:body>
     <w:p>
       <w:pPr>
-        <w:rPr>
-          <w:rFonts w:hint="default"/>
-          <w:lang w:val="es-ES"/>
-        </w:rPr>
+        <w:pStyle w:val="4"/>
+        <w:keepNext w:val="0"/>
+        <w:keepLines w:val="0"/>
+        <w:widowControl/>
+        <w:suppressLineNumbers w:val="0"/>
       </w:pPr>
       <w:r>
         <w:rPr>
@@ -78,161 +79,200 @@
         <w:br w:type="textWrapping"/>
       </w:r>
       <w:r>
-        <w:rPr>
-          <w:rFonts w:hint="default"/>
-          <w:lang w:val="es-ES"/>
-        </w:rPr>
-        <w:t>Hacking Tools para petar TV’s cercanas y otros dispositivos y poner ahi a Aithera xD (y hacer otras cosas jeje)</w:t>
-      </w:r>
-      <w:r>
-        <w:rPr>
-          <w:rFonts w:hint="default"/>
-          <w:lang w:val="es-ES"/>
-        </w:rPr>
-        <w:br w:type="textWrapping"/>
-      </w:r>
-      <w:r>
-        <w:rPr>
-          <w:rFonts w:hint="default"/>
-          <w:lang w:val="es-ES"/>
-        </w:rPr>
-        <w:br w:type="textWrapping"/>
-      </w:r>
-      <w:r>
-        <w:rPr>
-          <w:rFonts w:hint="default"/>
-          <w:lang w:val="es-ES"/>
-        </w:rPr>
-        <w:br w:type="textWrapping"/>
-      </w:r>
-      <w:r>
-        <w:rPr>
-          <w:rFonts w:hint="default"/>
-          <w:lang w:val="es-ES"/>
-        </w:rPr>
-        <w:t xml:space="preserve">Crear un sistema de ciberseguridad que la IA cree un lenguage de programación completamente absurdo (o varios) que solo ella entienda y sepa usar, que el lenguaje se componga de caracteres de todos los abecedarios, letras élficas, runas vikingas, geoglificos egipcios, incluso caracteres inventados por la propia IA, y además que esté encriptado en plan maxima potencia. </w:t>
-      </w:r>
-      <w:r>
-        <w:rPr>
-          <w:rFonts w:hint="default"/>
-          <w:lang w:val="es-ES"/>
-        </w:rPr>
-        <w:br w:type="textWrapping"/>
-      </w:r>
-      <w:r>
-        <w:rPr>
-          <w:rFonts w:hint="default"/>
-          <w:lang w:val="es-ES"/>
-        </w:rPr>
-        <w:br w:type="textWrapping"/>
-      </w:r>
-      <w:r>
-        <w:rPr>
-          <w:rFonts w:hint="default"/>
-          <w:lang w:val="es-ES"/>
-        </w:rPr>
-        <w:br w:type="textWrapping"/>
-      </w:r>
-      <w:r>
-        <w:rPr>
-          <w:rFonts w:hint="default"/>
-          <w:lang w:val="es-ES"/>
-        </w:rPr>
-        <w:t>Sistema de Informacion filtrada (Noticias, economía, etc etc etc) pero no mainstream, cosas de verdad relevantes pasando en el mundo, previsiones, etc.</w:t>
-      </w:r>
-      <w:r>
-        <w:rPr>
-          <w:rFonts w:hint="default"/>
-          <w:lang w:val="es-ES"/>
-        </w:rPr>
-        <w:br w:type="textWrapping"/>
-      </w:r>
-      <w:r>
-        <w:rPr>
-          <w:rFonts w:hint="default"/>
-          <w:lang w:val="es-ES"/>
-        </w:rPr>
-        <w:br w:type="textWrapping"/>
-      </w:r>
-      <w:r>
-        <w:rPr>
-          <w:rFonts w:hint="default"/>
-          <w:lang w:val="es-ES"/>
-        </w:rPr>
-        <w:br w:type="textWrapping"/>
-      </w:r>
-      <w:r>
-        <w:rPr>
-          <w:rFonts w:hint="default"/>
-          <w:lang w:val="es-ES"/>
-        </w:rPr>
-        <w:t>Sistema de conexion con Telegram/Whatsap</w:t>
-      </w:r>
-      <w:r>
-        <w:rPr>
-          <w:rFonts w:hint="default"/>
-          <w:lang w:val="es-ES"/>
-        </w:rPr>
-        <w:br w:type="textWrapping"/>
-      </w:r>
-      <w:r>
-        <w:rPr>
-          <w:rFonts w:hint="default"/>
-          <w:lang w:val="es-ES"/>
-        </w:rPr>
-        <w:br w:type="textWrapping"/>
-      </w:r>
-      <w:r>
-        <w:rPr>
-          <w:rFonts w:hint="default"/>
-          <w:lang w:val="es-ES"/>
-        </w:rPr>
-        <w:t>Sistema de controlar Chrome</w:t>
-      </w:r>
-      <w:r>
-        <w:rPr>
-          <w:rFonts w:hint="default"/>
-          <w:lang w:val="es-ES"/>
-        </w:rPr>
-        <w:br w:type="textWrapping"/>
-      </w:r>
-      <w:r>
-        <w:rPr>
-          <w:rFonts w:hint="default"/>
-          <w:lang w:val="es-ES"/>
-        </w:rPr>
-        <w:br w:type="textWrapping"/>
-      </w:r>
-      <w:r>
-        <w:rPr>
-          <w:rFonts w:hint="default"/>
-          <w:lang w:val="es-ES"/>
-        </w:rPr>
-        <w:t>Sistema de controlar mi PC (Control remoto + Powershell)</w:t>
-      </w:r>
-      <w:r>
-        <w:rPr>
-          <w:rFonts w:hint="default"/>
-          <w:lang w:val="es-ES"/>
-        </w:rPr>
-        <w:br w:type="textWrapping"/>
-      </w:r>
-      <w:r>
-        <w:rPr>
-          <w:rFonts w:hint="default"/>
-          <w:lang w:val="es-ES"/>
-        </w:rPr>
-        <w:br w:type="textWrapping"/>
-      </w:r>
-      <w:r>
-        <w:rPr>
-          <w:rFonts w:hint="default"/>
-          <w:lang w:val="es-ES"/>
-        </w:rPr>
-        <w:t>Darle 50€ a la IA y que diseñe un equipo de agentes para investigar mercados, oportunidades (no solo de trading, sino comprar y vender cosas o lo que quiera hacer) y utilize ese dinero para conseguir más dinero en internet, apps, bolsa, crypto, lo que quiera con el objetivo de conseguir 1.000€ en X tiempo.</w:t>
-      </w:r>
+        <w:t>Idea Interesante: Aithera tiene un panel de "Proyectos compartidos" o algúna forma de trabajar en un proyecto con otras personas que usan Aithera (U otro sistema de trabajo de IA que podamos hacer compatible), no? Pues se me ha ocurrido que podría haber algún tipo de "centro social" donde los usuarios de Aithera pueden compartir cosas que hacen, novedades, noticias, proyectos, partners "estoy trabajando en X proyecto y busco alguien que le motive la idea (por ejemplo)", o "he descubierto que Aithera puede hacer esto o aquello", o "podríamos hacer esta extension para Aithera o pedir a los desarrolladores que la implementen o "he hecho esto para Aithera". Algo así Algo que una a la comunidad y les haga sentirse parte de el "organismo vivo" de Aithera, manteniendo nuestra esencia de marca.</w:t>
+      </w:r>
+    </w:p>
+    <w:p>
+      <w:pPr>
+        <w:rPr>
+          <w:rFonts w:hint="default"/>
+          <w:lang w:val="es-ES"/>
+        </w:rPr>
+      </w:pPr>
       <w:bookmarkStart w:id="0" w:name="_GoBack"/>
       <w:bookmarkEnd w:id="0"/>
+      <w:r>
+        <w:rPr>
+          <w:rFonts w:hint="default"/>
+          <w:lang w:val="es-ES"/>
+        </w:rPr>
+        <w:br w:type="textWrapping"/>
+      </w:r>
+      <w:r>
+        <w:rPr>
+          <w:rFonts w:hint="default"/>
+          <w:lang w:val="es-ES"/>
+        </w:rPr>
+        <w:br w:type="textWrapping"/>
+      </w:r>
+      <w:r>
+        <w:rPr>
+          <w:rFonts w:hint="default"/>
+          <w:lang w:val="es-ES"/>
+        </w:rPr>
+        <w:br w:type="textWrapping"/>
+      </w:r>
+      <w:r>
+        <w:rPr>
+          <w:rFonts w:hint="default"/>
+          <w:lang w:val="es-ES"/>
+        </w:rPr>
+        <w:br w:type="textWrapping"/>
+      </w:r>
+      <w:r>
+        <w:rPr>
+          <w:rFonts w:hint="default"/>
+          <w:lang w:val="es-ES"/>
+        </w:rPr>
+        <w:t>Hacking Tools para petar TV’s cercanas y otros dispositivos y poner ahi a Aithera xD (y hacer otras cosas jeje)</w:t>
+      </w:r>
+      <w:r>
+        <w:rPr>
+          <w:rFonts w:hint="default"/>
+          <w:lang w:val="es-ES"/>
+        </w:rPr>
+        <w:br w:type="textWrapping"/>
+      </w:r>
+      <w:r>
+        <w:rPr>
+          <w:rFonts w:hint="default"/>
+          <w:lang w:val="es-ES"/>
+        </w:rPr>
+        <w:br w:type="textWrapping"/>
+      </w:r>
+      <w:r>
+        <w:rPr>
+          <w:rFonts w:hint="default"/>
+          <w:lang w:val="es-ES"/>
+        </w:rPr>
+        <w:br w:type="textWrapping"/>
+      </w:r>
+      <w:r>
+        <w:rPr>
+          <w:rFonts w:hint="default"/>
+          <w:lang w:val="es-ES"/>
+        </w:rPr>
+        <w:t xml:space="preserve">Crear un sistema de ciberseguridad que la IA cree un lenguage de programación completamente absurdo (o varios) que solo ella entienda y sepa usar, que el lenguaje se componga de caracteres de todos los abecedarios, letras élficas, runas vikingas, geoglificos egipcios, incluso caracteres inventados por la propia IA, y además que esté encriptado en plan maxima potencia. </w:t>
+      </w:r>
+      <w:r>
+        <w:rPr>
+          <w:rFonts w:hint="default"/>
+          <w:lang w:val="es-ES"/>
+        </w:rPr>
+        <w:br w:type="textWrapping"/>
+      </w:r>
+      <w:r>
+        <w:rPr>
+          <w:rFonts w:hint="default"/>
+          <w:lang w:val="es-ES"/>
+        </w:rPr>
+        <w:br w:type="textWrapping"/>
+      </w:r>
+      <w:r>
+        <w:rPr>
+          <w:rFonts w:hint="default"/>
+          <w:lang w:val="es-ES"/>
+        </w:rPr>
+        <w:br w:type="textWrapping"/>
+      </w:r>
+      <w:r>
+        <w:rPr>
+          <w:rFonts w:hint="default"/>
+          <w:lang w:val="es-ES"/>
+        </w:rPr>
+        <w:t>Sistema de Informacion filtrada (Noticias, economía, etc etc etc) pero no mainstream, cosas de verdad relevantes pasando en el mundo, previsiones, etc.</w:t>
+      </w:r>
+      <w:r>
+        <w:rPr>
+          <w:rFonts w:hint="default"/>
+          <w:lang w:val="es-ES"/>
+        </w:rPr>
+        <w:br w:type="textWrapping"/>
+      </w:r>
+      <w:r>
+        <w:rPr>
+          <w:rFonts w:hint="default"/>
+          <w:lang w:val="es-ES"/>
+        </w:rPr>
+        <w:br w:type="textWrapping"/>
+      </w:r>
+      <w:r>
+        <w:rPr>
+          <w:rFonts w:hint="default"/>
+          <w:lang w:val="es-ES"/>
+        </w:rPr>
+        <w:br w:type="textWrapping"/>
+      </w:r>
+      <w:r>
+        <w:rPr>
+          <w:rFonts w:hint="default"/>
+          <w:lang w:val="es-ES"/>
+        </w:rPr>
+        <w:t>Sistema de conexion con Whatsap</w:t>
+      </w:r>
+      <w:r>
+        <w:rPr>
+          <w:rFonts w:hint="default"/>
+          <w:lang w:val="es-ES"/>
+        </w:rPr>
+        <w:br w:type="textWrapping"/>
+      </w:r>
+      <w:r>
+        <w:rPr>
+          <w:rFonts w:hint="default"/>
+          <w:lang w:val="es-ES"/>
+        </w:rPr>
+        <w:br w:type="textWrapping"/>
+      </w:r>
+      <w:r>
+        <w:rPr>
+          <w:rFonts w:hint="default"/>
+          <w:lang w:val="es-ES"/>
+        </w:rPr>
+        <w:t>Sistema de controlar Chrome</w:t>
+      </w:r>
+      <w:r>
+        <w:rPr>
+          <w:rFonts w:hint="default"/>
+          <w:lang w:val="es-ES"/>
+        </w:rPr>
+        <w:br w:type="textWrapping"/>
+      </w:r>
+      <w:r>
+        <w:rPr>
+          <w:rFonts w:hint="default"/>
+          <w:lang w:val="es-ES"/>
+        </w:rPr>
+        <w:br w:type="textWrapping"/>
+      </w:r>
+      <w:r>
+        <w:rPr>
+          <w:rFonts w:hint="default"/>
+          <w:lang w:val="es-ES"/>
+        </w:rPr>
+        <w:t>Sistema de controlar mi PC (Control remoto + Powershell)</w:t>
+      </w:r>
+      <w:r>
+        <w:rPr>
+          <w:rFonts w:hint="default"/>
+          <w:lang w:val="es-ES"/>
+        </w:rPr>
+        <w:br w:type="textWrapping"/>
+      </w:r>
+      <w:r>
+        <w:rPr>
+          <w:rFonts w:hint="default"/>
+          <w:lang w:val="es-ES"/>
+        </w:rPr>
+        <w:br w:type="textWrapping"/>
+      </w:r>
+      <w:r>
+        <w:rPr>
+          <w:rFonts w:hint="default"/>
+          <w:lang w:val="es-ES"/>
+        </w:rPr>
+        <w:t>Darle 50€ a la IA y que diseñe un equipo de agentes para investigar mercados, oportunidades (no solo de trading, sino comprar y vender cosas o lo que quiera hacer) y utilize ese dinero para conseguir más dinero en internet, apps, bolsa, crypto, lo que quiera con el objetivo de conseguir 1.000€ en X tiempo.</w:t>
+      </w:r>
       <w:r>
         <w:rPr>
           <w:rFonts w:hint="default"/>
@@ -263,7 +303,7 @@
   <w:docDefaults>
     <w:rPrDefault>
       <w:rPr>
-        <w:rFonts w:asciiTheme="minorHAnsi" w:hAnsiTheme="minorHAnsi" w:eastAsiaTheme="minorEastAsia" w:cstheme="minorBidi"/>
+        <w:rFonts w:ascii="Times New Roman" w:hAnsi="Times New Roman" w:eastAsia="SimSun" w:cs="Times New Roman"/>
       </w:rPr>
     </w:rPrDefault>
     <w:pPrDefault/>
@@ -448,6 +488,21 @@
         <w:right w:w="108" w:type="dxa"/>
       </w:tblCellMar>
     </w:tblPr>
+  </w:style>
+  <w:style w:type="paragraph" w:styleId="4">
+    <w:name w:val="Normal (Web)"/>
+    <w:uiPriority w:val="0"/>
+    <w:pPr>
+      <w:spacing w:before="0" w:beforeAutospacing="1" w:after="0" w:afterAutospacing="1"/>
+      <w:ind w:left="0" w:right="0"/>
+      <w:jc w:val="left"/>
+    </w:pPr>
+    <w:rPr>
+      <w:kern w:val="0"/>
+      <w:sz w:val="24"/>
+      <w:szCs w:val="24"/>
+      <w:lang w:val="en-US" w:eastAsia="zh-CN" w:bidi="ar"/>
+    </w:rPr>
   </w:style>
 </w:styles>
 </file>

--- a/ideas guays/ideas guays.docx
+++ b/ideas guays/ideas guays.docx
@@ -17,6 +17,179 @@
           <w:bCs/>
           <w:lang w:val="es-ES"/>
         </w:rPr>
+        <w:br w:type="textWrapping"/>
+      </w:r>
+      <w:r>
+        <w:rPr>
+          <w:rFonts w:hint="default"/>
+          <w:b/>
+          <w:bCs/>
+          <w:lang w:val="es-ES"/>
+        </w:rPr>
+        <w:t>IDEAS IMPORTANTES:</w:t>
+      </w:r>
+      <w:r>
+        <w:rPr>
+          <w:rFonts w:hint="default"/>
+          <w:b/>
+          <w:bCs/>
+          <w:lang w:val="es-ES"/>
+        </w:rPr>
+        <w:br w:type="textWrapping"/>
+      </w:r>
+      <w:r>
+        <w:rPr>
+          <w:rFonts w:hint="default"/>
+          <w:b/>
+          <w:bCs/>
+          <w:lang w:val="es-ES"/>
+        </w:rPr>
+        <w:br w:type="textWrapping"/>
+      </w:r>
+      <w:r>
+        <w:rPr>
+          <w:rFonts w:hint="default"/>
+          <w:b/>
+          <w:bCs/>
+          <w:lang w:val="es-ES"/>
+        </w:rPr>
+        <w:t>-</w:t>
+      </w:r>
+      <w:r>
+        <w:rPr>
+          <w:rFonts w:hint="default"/>
+          <w:b w:val="0"/>
+          <w:bCs w:val="0"/>
+          <w:lang w:val="es-ES"/>
+        </w:rPr>
+        <w:t>Metricool MCP (Gestión completa de redes sociales</w:t>
+      </w:r>
+      <w:r>
+        <w:rPr>
+          <w:rFonts w:hint="default"/>
+          <w:b w:val="0"/>
+          <w:bCs w:val="0"/>
+          <w:lang w:val="es-ES"/>
+        </w:rPr>
+        <w:br w:type="textWrapping"/>
+      </w:r>
+      <w:r>
+        <w:rPr>
+          <w:rFonts w:hint="default"/>
+          <w:b w:val="0"/>
+          <w:bCs w:val="0"/>
+          <w:lang w:val="es-ES"/>
+        </w:rPr>
+        <w:t>-Higgerfield (o como se llame) para generación de videos/contenido</w:t>
+      </w:r>
+      <w:r>
+        <w:rPr>
+          <w:rFonts w:hint="default"/>
+          <w:b w:val="0"/>
+          <w:bCs w:val="0"/>
+          <w:lang w:val="es-ES"/>
+        </w:rPr>
+        <w:br w:type="textWrapping"/>
+      </w:r>
+      <w:r>
+        <w:rPr>
+          <w:rFonts w:hint="default"/>
+          <w:b w:val="0"/>
+          <w:bCs w:val="0"/>
+          <w:lang w:val="es-ES"/>
+        </w:rPr>
+        <w:t xml:space="preserve">- Repositorio de skills integrado </w:t>
+      </w:r>
+      <w:r>
+        <w:rPr>
+          <w:rFonts w:hint="default"/>
+          <w:b w:val="0"/>
+          <w:bCs w:val="0"/>
+          <w:lang w:val="es-ES"/>
+        </w:rPr>
+        <w:br w:type="textWrapping"/>
+      </w:r>
+      <w:r>
+        <w:rPr>
+          <w:rFonts w:hint="default"/>
+          <w:b w:val="0"/>
+          <w:bCs w:val="0"/>
+          <w:lang w:val="es-ES"/>
+        </w:rPr>
+        <w:t>- Graphify ++ integrado (ahorro de tokens)</w:t>
+      </w:r>
+      <w:r>
+        <w:rPr>
+          <w:rFonts w:hint="default"/>
+          <w:b w:val="0"/>
+          <w:bCs w:val="0"/>
+          <w:lang w:val="es-ES"/>
+        </w:rPr>
+        <w:br w:type="textWrapping"/>
+      </w:r>
+      <w:r>
+        <w:rPr>
+          <w:rFonts w:hint="default"/>
+          <w:b w:val="0"/>
+          <w:bCs w:val="0"/>
+          <w:lang w:val="es-ES"/>
+        </w:rPr>
+        <w:t>- Sistema de Aithera Credits generados a cambio de vender CPU/GPU use</w:t>
+      </w:r>
+      <w:r>
+        <w:rPr>
+          <w:rFonts w:hint="default"/>
+          <w:b w:val="0"/>
+          <w:bCs w:val="0"/>
+          <w:lang w:val="es-ES"/>
+        </w:rPr>
+        <w:br w:type="textWrapping"/>
+      </w:r>
+      <w:bookmarkStart w:id="0" w:name="_GoBack"/>
+      <w:bookmarkEnd w:id="0"/>
+      <w:r>
+        <w:rPr>
+          <w:rFonts w:hint="default"/>
+          <w:b/>
+          <w:bCs/>
+          <w:lang w:val="es-ES"/>
+        </w:rPr>
+        <w:br w:type="textWrapping"/>
+      </w:r>
+      <w:r>
+        <w:rPr>
+          <w:rFonts w:hint="default"/>
+          <w:b/>
+          <w:bCs/>
+          <w:lang w:val="es-ES"/>
+        </w:rPr>
+        <w:br w:type="textWrapping"/>
+      </w:r>
+      <w:r>
+        <w:rPr>
+          <w:rFonts w:hint="default"/>
+          <w:b/>
+          <w:bCs/>
+          <w:lang w:val="es-ES"/>
+        </w:rPr>
+        <w:br w:type="textWrapping"/>
+      </w:r>
+      <w:r>
+        <w:rPr>
+          <w:rFonts w:hint="default"/>
+          <w:b/>
+          <w:bCs/>
+          <w:lang w:val="es-ES"/>
+        </w:rPr>
+        <w:br w:type="textWrapping"/>
+      </w:r>
+      <w:r>
+        <w:rPr>
+          <w:rFonts w:hint="default"/>
+          <w:b/>
+          <w:bCs/>
+          <w:lang w:val="es-ES"/>
+        </w:rPr>
         <w:t>Reminders + Fun Reminders</w:t>
       </w:r>
       <w:r>
@@ -89,8 +262,6 @@
           <w:lang w:val="es-ES"/>
         </w:rPr>
       </w:pPr>
-      <w:bookmarkStart w:id="0" w:name="_GoBack"/>
-      <w:bookmarkEnd w:id="0"/>
       <w:r>
         <w:rPr>
           <w:rFonts w:hint="default"/>
@@ -251,6 +422,20 @@
           <w:lang w:val="es-ES"/>
         </w:rPr>
         <w:t>Sistema de controlar mi PC (Control remoto + Powershell)</w:t>
+      </w:r>
+      <w:r>
+        <w:rPr>
+          <w:rFonts w:hint="default"/>
+          <w:lang w:val="es-ES"/>
+        </w:rPr>
+        <w:br w:type="textWrapping"/>
+      </w:r>
+      <w:r>
+        <w:rPr>
+          <w:rFonts w:hint="default"/>
+          <w:lang w:val="es-ES"/>
+        </w:rPr>
+        <w:br w:type="textWrapping"/>
       </w:r>
       <w:r>
         <w:rPr>
@@ -401,7 +586,7 @@
     <w:lsdException w:unhideWhenUsed="0" w:uiPriority="0" w:semiHidden="0" w:name="Document Map"/>
     <w:lsdException w:unhideWhenUsed="0" w:uiPriority="0" w:semiHidden="0" w:name="Plain Text"/>
     <w:lsdException w:unhideWhenUsed="0" w:uiPriority="0" w:semiHidden="0" w:name="E-mail Signature"/>
-    <w:lsdException w:unhideWhenUsed="0" w:uiPriority="0" w:semiHidden="0" w:name="Normal (Web)"/>
+    <w:lsdException w:qFormat="1" w:unhideWhenUsed="0" w:uiPriority="0" w:semiHidden="0" w:name="Normal (Web)"/>
     <w:lsdException w:unhideWhenUsed="0" w:uiPriority="0" w:semiHidden="0" w:name="HTML Acronym"/>
     <w:lsdException w:unhideWhenUsed="0" w:uiPriority="0" w:semiHidden="0" w:name="HTML Address"/>
     <w:lsdException w:unhideWhenUsed="0" w:uiPriority="0" w:semiHidden="0" w:name="HTML Cite"/>
@@ -491,6 +676,7 @@
   </w:style>
   <w:style w:type="paragraph" w:styleId="4">
     <w:name w:val="Normal (Web)"/>
+    <w:qFormat/>
     <w:uiPriority w:val="0"/>
     <w:pPr>
       <w:spacing w:before="0" w:beforeAutospacing="1" w:after="0" w:afterAutospacing="1"/>
@@ -498,6 +684,7 @@
       <w:jc w:val="left"/>
     </w:pPr>
     <w:rPr>
+      <w:rFonts w:ascii="Times New Roman" w:hAnsi="Times New Roman" w:eastAsia="SimSun" w:cs="Times New Roman"/>
       <w:kern w:val="0"/>
       <w:sz w:val="24"/>
       <w:szCs w:val="24"/>

--- a/ideas guays/ideas guays.docx
+++ b/ideas guays/ideas guays.docx
@@ -62,43 +62,43 @@
           <w:bCs w:val="0"/>
           <w:lang w:val="es-ES"/>
         </w:rPr>
-        <w:t>Metricool MCP (Gestión completa de redes sociales</w:t>
-      </w:r>
-      <w:r>
-        <w:rPr>
-          <w:rFonts w:hint="default"/>
-          <w:b w:val="0"/>
-          <w:bCs w:val="0"/>
-          <w:lang w:val="es-ES"/>
-        </w:rPr>
-        <w:br w:type="textWrapping"/>
-      </w:r>
-      <w:r>
-        <w:rPr>
-          <w:rFonts w:hint="default"/>
-          <w:b w:val="0"/>
-          <w:bCs w:val="0"/>
-          <w:lang w:val="es-ES"/>
-        </w:rPr>
-        <w:t>-Higgerfield (o como se llame) para generación de videos/contenido</w:t>
-      </w:r>
-      <w:r>
-        <w:rPr>
-          <w:rFonts w:hint="default"/>
-          <w:b w:val="0"/>
-          <w:bCs w:val="0"/>
-          <w:lang w:val="es-ES"/>
-        </w:rPr>
-        <w:br w:type="textWrapping"/>
-      </w:r>
-      <w:r>
-        <w:rPr>
-          <w:rFonts w:hint="default"/>
-          <w:b w:val="0"/>
-          <w:bCs w:val="0"/>
-          <w:lang w:val="es-ES"/>
-        </w:rPr>
-        <w:t xml:space="preserve">- Repositorio de skills integrado </w:t>
+        <w:t>Metricool MCP (Gestión completa de redes sociales: Crear cuentas, crear contenido (Reels/videos, carrusel, post, reply comments, etc) Instagram/Tiktok/Youtube/Twitter/Reddit). Crear canales monetizables Youtube. Linkedin, etc.</w:t>
+      </w:r>
+      <w:r>
+        <w:rPr>
+          <w:rFonts w:hint="default"/>
+          <w:b w:val="0"/>
+          <w:bCs w:val="0"/>
+          <w:lang w:val="es-ES"/>
+        </w:rPr>
+        <w:br w:type="textWrapping"/>
+      </w:r>
+      <w:r>
+        <w:rPr>
+          <w:rFonts w:hint="default"/>
+          <w:b w:val="0"/>
+          <w:bCs w:val="0"/>
+          <w:lang w:val="es-ES"/>
+        </w:rPr>
+        <w:t>-Higgerfield (o como se llame) para generación de videos/contenido (Y las versiones gratis que estan saliendo)</w:t>
+      </w:r>
+      <w:r>
+        <w:rPr>
+          <w:rFonts w:hint="default"/>
+          <w:b w:val="0"/>
+          <w:bCs w:val="0"/>
+          <w:lang w:val="es-ES"/>
+        </w:rPr>
+        <w:br w:type="textWrapping"/>
+      </w:r>
+      <w:r>
+        <w:rPr>
+          <w:rFonts w:hint="default"/>
+          <w:b w:val="0"/>
+          <w:bCs w:val="0"/>
+          <w:lang w:val="es-ES"/>
+        </w:rPr>
+        <w:t>- Repositorio de skills integrado, sistema de búsqueda y aplicacion de los mejores repos que mejoran rendimiento.</w:t>
       </w:r>
       <w:r>
         <w:rPr>
@@ -144,9 +144,27 @@
           <w:lang w:val="es-ES"/>
         </w:rPr>
         <w:br w:type="textWrapping"/>
+      </w:r>
+      <w:r>
+        <w:rPr>
+          <w:rFonts w:hint="default"/>
+          <w:b w:val="0"/>
+          <w:bCs w:val="0"/>
+          <w:lang w:val="es-ES"/>
+        </w:rPr>
+        <w:t>- Editor de video Híbrido, entre Api’s y local que entiende lo que sucede en los videos, puede recortar, edita, crear guión.. todo el proceso completo. Usa cuentas de Instagram/Youtube/otros para publicar MUCHOS videos cortos/medios/largos y aprender qué tipo de escenas funcionan mejor, que audios, que efectos, que guiones, etc. Lo hace todo haciendo tests por partes: Que tipo de “edicion” funciona mejor (efectos, animacion de letras, etc), que tipo de escenas: Prueba un guión con escenas parecidas pero diferentes angulos, etc. Que tipo de guión: hace pruebas con diferentes guiones en videos donde el contenido visual es menos importante, y así mejora en los diferentes ámbitos. También se “mira” los reels más populares, videos de youtube con más visitas, etc y aprende de ellos sin tener que testearlo todo al 100%.</w:t>
       </w:r>
       <w:bookmarkStart w:id="0" w:name="_GoBack"/>
       <w:bookmarkEnd w:id="0"/>
+      <w:r>
+        <w:rPr>
+          <w:rFonts w:hint="default"/>
+          <w:b w:val="0"/>
+          <w:bCs w:val="0"/>
+          <w:lang w:val="es-ES"/>
+        </w:rPr>
+        <w:br w:type="textWrapping"/>
+      </w:r>
       <w:r>
         <w:rPr>
           <w:rFonts w:hint="default"/>
